--- a/out/REQ-DEMO/China-AI-Compliance-Checklist-IT-Solution-REQ-DEMO.docx
+++ b/out/REQ-DEMO/China-AI-Compliance-Checklist-IT-Solution-REQ-DEMO.docx
@@ -4511,7 +4511,7 @@
               <w:rPr>
                 <w:sz w:val="17"/>
               </w:rPr>
-              <w:t>[TBD]</w:t>
+              <w:t>MAZE purchasing order tracking agent</w:t>
             </w:r>
           </w:p>
         </w:tc>
@@ -4544,7 +4544,7 @@
               <w:rPr>
                 <w:sz w:val="17"/>
               </w:rPr>
-              <w:t>[TBD]</w:t>
+              <w:t>THG4SZH / 2026-10-14</w:t>
             </w:r>
           </w:p>
         </w:tc>
@@ -4577,7 +4577,7 @@
               <w:rPr>
                 <w:sz w:val="17"/>
               </w:rPr>
-              <w:t>[TBD — list section letters]</w:t>
+              <w:t>none</w:t>
             </w:r>
           </w:p>
         </w:tc>
@@ -4610,7 +4610,7 @@
               <w:rPr>
                 <w:sz w:val="17"/>
               </w:rPr>
-              <w:t>[TBD]</w:t>
+              <w:t>none</w:t>
             </w:r>
           </w:p>
         </w:tc>
@@ -4643,7 +4643,7 @@
               <w:rPr>
                 <w:sz w:val="17"/>
               </w:rPr>
-              <w:t>[TBD]</w:t>
+              <w:t>none</w:t>
             </w:r>
           </w:p>
         </w:tc>
@@ -4677,42 +4677,37 @@
               <w:rPr>
                 <w:sz w:val="17"/>
               </w:rPr>
-              <w:t>[ ]</w:t>
+              <w:t>[x] Legal as described [ ] Action required [ ] Cannot determine</w:t>
             </w:r>
             <w:proofErr w:type="gramEnd"/>
             <w:r>
               <w:rPr>
                 <w:sz w:val="17"/>
               </w:rPr>
-              <w:t xml:space="preserve"> Legal as described </w:t>
             </w:r>
             <w:proofErr w:type="gramStart"/>
             <w:r>
               <w:rPr>
                 <w:sz w:val="17"/>
               </w:rPr>
-              <w:t>[ ]</w:t>
             </w:r>
             <w:proofErr w:type="gramEnd"/>
             <w:r>
               <w:rPr>
                 <w:sz w:val="17"/>
               </w:rPr>
-              <w:t xml:space="preserve"> Action required </w:t>
             </w:r>
             <w:proofErr w:type="gramStart"/>
             <w:r>
               <w:rPr>
                 <w:sz w:val="17"/>
               </w:rPr>
-              <w:t>[ ]</w:t>
             </w:r>
             <w:proofErr w:type="gramEnd"/>
             <w:r>
               <w:rPr>
                 <w:sz w:val="17"/>
               </w:rPr>
-              <w:t xml:space="preserve"> Cannot determine</w:t>
             </w:r>
           </w:p>
         </w:tc>
@@ -4745,7 +4740,7 @@
               <w:rPr>
                 <w:sz w:val="17"/>
               </w:rPr>
-              <w:t>[TBD — designated project folder]</w:t>
+              <w:t>C:\Users\thg4szh\Documents\AI_API\backend\out\REQ-DEMO</w:t>
             </w:r>
           </w:p>
         </w:tc>
@@ -4778,7 +4773,7 @@
               <w:rPr>
                 <w:sz w:val="17"/>
               </w:rPr>
-              <w:t>[TBD]</w:t>
+              <w:t>pending</w:t>
             </w:r>
           </w:p>
         </w:tc>
